--- a/resumes/Sergei_Afonchenko_Senior_Full_Stack_Developer.docx
+++ b/resumes/Sergei_Afonchenko_Senior_Full_Stack_Developer.docx
@@ -414,119 +414,6 @@
               <w:right w:val="nil"/>
             </w:tcBorders>
           </w:tcPr>
-          <w:tbl>
-            <w:tblPr>
-              <w:tblStyle w:val="TableGrid"/>
-              <w:tblW w:w="7200" w:type="dxa"/>
-              <w:tblLayout w:type="fixed"/>
-              <w:tblLook w:val="04A0" w:firstRow="1" w:lastRow="0" w:firstColumn="1" w:lastColumn="0" w:noHBand="0" w:noVBand="1"/>
-            </w:tblPr>
-            <w:tblGrid>
-              <w:gridCol w:w="7200"/>
-            </w:tblGrid>
-            <w:tr>
-              <w:trPr>
-                <w:trHeight w:val="209"/>
-              </w:trPr>
-              <w:tc>
-                <w:tcPr>
-                  <w:tcW w:w="7200" w:type="dxa"/>
-                  <w:tcBorders>
-                    <w:top w:val="nil"/>
-                    <w:left w:val="nil"/>
-                    <w:bottom w:val="nil"/>
-                    <w:right w:val="nil"/>
-                  </w:tcBorders>
-                  <w:hideMark/>
-                </w:tcPr>
-                <w:p>
-                  <w:pPr>
-                    <w:pStyle w:val="NormalWeb"/>
-                    <w:spacing w:after="0" w:afterAutospacing="0"/>
-                    <w:rPr>
-                      <w:rFonts w:ascii="Roboto" w:hAnsi="Roboto"/>
-                    </w:rPr>
-                  </w:pPr>
-                  <w:r>
-                    <w:rPr>
-                      <w:rFonts w:ascii="Roboto" w:eastAsia="Noto Sans JP" w:hAnsi="Roboto" w:cs="Noto Sans"/>
-                      <w:b/>
-                      <w:bCs/>
-                      <w:color w:val="000000"/>
-                      <w:sz w:val="22"/>
-                      <w:szCs w:val="22"/>
-                    </w:rPr>
-                    <w:t>1Commerce</w:t>
-                  </w:r>
-                  <w:r>
-                    <w:rPr>
-                      <w:rFonts w:ascii="Roboto" w:eastAsia="Noto Sans JP" w:hAnsi="Roboto" w:cs="Noto Sans"/>
-                      <w:b/>
-                      <w:bCs/>
-                      <w:color w:val="000000"/>
-                      <w:sz w:val="22"/>
-                      <w:szCs w:val="22"/>
-                    </w:rPr>
-                    <w:t xml:space="preserve"> | </w:t>
-                  </w:r>
-                  <w:r>
-                    <w:rPr>
-                      <w:rFonts w:ascii="Roboto" w:eastAsia="Noto Sans JP" w:hAnsi="Roboto" w:cs="Noto Sans"/>
-                      <w:b/>
-                      <w:bCs/>
-                      <w:color w:val="000000"/>
-                      <w:sz w:val="22"/>
-                      <w:szCs w:val="22"/>
-                    </w:rPr>
-                    <w:t>https://1-commerce.com/</w:t>
-                  </w:r>
-                  <w:r>
-                    <w:rPr>
-                      <w:rFonts w:ascii="Roboto" w:hAnsi="Roboto"/>
-                    </w:rPr>
-                    <w:br/>
-                  </w:r>
-                  <w:r>
-                    <w:rPr>
-                      <w:rFonts w:ascii="Roboto" w:eastAsia="Noto Sans JP" w:hAnsi="Roboto" w:cs="Noto Sans"/>
-                      <w:color w:val="000000"/>
-                      <w:sz w:val="22"/>
-                      <w:szCs w:val="22"/>
-                    </w:rPr>
-                    <w:t>Senior Full Stack Developer</w:t>
-                  </w:r>
-                </w:p>
-              </w:tc>
-            </w:tr>
-          </w:tbl>
-          <w:p>
-            <w:pPr>
-              <w:pStyle w:val="NormalWeb"/>
-              <w:spacing w:beforeAutospacing="0" w:after="0" w:afterAutospacing="0"/>
-              <w:rPr>
-                <w:rFonts w:ascii="Roboto" w:eastAsia="Noto Sans JP" w:hAnsi="Roboto" w:cs="Noto Sans"/>
-                <w:b/>
-                <w:bCs/>
-                <w:color w:val="000000"/>
-                <w:sz w:val="22"/>
-                <w:szCs w:val="22"/>
-              </w:rPr>
-            </w:pPr>
-          </w:p>
-          <w:p>
-            <w:pPr>
-              <w:pStyle w:val="NormalWeb"/>
-              <w:spacing w:beforeAutospacing="0" w:after="0" w:afterAutospacing="0"/>
-              <w:rPr>
-                <w:rFonts w:ascii="Roboto" w:eastAsia="Noto Sans JP" w:hAnsi="Roboto" w:cs="Noto Sans"/>
-                <w:b/>
-                <w:bCs/>
-                <w:color w:val="000000"/>
-                <w:sz w:val="22"/>
-                <w:szCs w:val="22"/>
-              </w:rPr>
-            </w:pPr>
-          </w:p>
           <w:p>
             <w:pPr>
               <w:pStyle w:val="NormalWeb"/>
@@ -609,34 +496,7 @@
                 <w:sz w:val="22"/>
                 <w:szCs w:val="22"/>
               </w:rPr>
-              <w:t>July</w:t>
-            </w:r>
-            <w:r>
-              <w:rPr>
-                <w:rFonts w:ascii="Roboto" w:eastAsia="Noto Sans JP" w:hAnsi="Roboto" w:cs="Noto Sans"/>
-                <w:color w:val="000000"/>
-                <w:sz w:val="22"/>
-                <w:szCs w:val="22"/>
-              </w:rPr>
-              <w:t xml:space="preserve"> 202</w:t>
-            </w:r>
-            <w:r>
-              <w:rPr>
-                <w:rFonts w:ascii="Roboto" w:eastAsia="Noto Sans JP" w:hAnsi="Roboto" w:cs="Noto Sans"/>
-                <w:color w:val="000000"/>
-                <w:sz w:val="22"/>
-                <w:szCs w:val="22"/>
-              </w:rPr>
-              <w:t>4</w:t>
-            </w:r>
-            <w:r>
-              <w:rPr>
-                <w:rFonts w:ascii="Roboto" w:eastAsia="Noto Sans JP" w:hAnsi="Roboto" w:cs="Noto Sans"/>
-                <w:color w:val="000000"/>
-                <w:sz w:val="22"/>
-                <w:szCs w:val="22"/>
-              </w:rPr>
-              <w:t xml:space="preserve"> - Now</w:t>
+              <w:t xml:space="preserve">Mar 2022 – </w:t>
             </w:r>
           </w:p>
           <w:p>
@@ -658,7 +518,7 @@
                 <w:sz w:val="22"/>
                 <w:szCs w:val="22"/>
               </w:rPr>
-              <w:t xml:space="preserve">1 </w:t>
+              <w:t>4</w:t>
             </w:r>
             <w:r>
               <w:rPr>
@@ -667,7 +527,7 @@
                 <w:sz w:val="22"/>
                 <w:szCs w:val="22"/>
               </w:rPr>
-              <w:t>yr</w:t>
+              <w:t xml:space="preserve"> yrs</w:t>
             </w:r>
             <w:r>
               <w:rPr>
@@ -676,133 +536,7 @@
                 <w:sz w:val="22"/>
                 <w:szCs w:val="22"/>
               </w:rPr>
-              <w:t xml:space="preserve"> </w:t>
-            </w:r>
-            <w:r>
-              <w:rPr>
-                <w:rFonts w:ascii="Roboto" w:eastAsia="Noto Sans JP" w:hAnsi="Roboto" w:cs="Noto Sans"/>
-                <w:color w:val="000000"/>
-                <w:sz w:val="22"/>
-                <w:szCs w:val="22"/>
-              </w:rPr>
-              <w:t>8</w:t>
-            </w:r>
-            <w:r>
-              <w:rPr>
-                <w:rFonts w:ascii="Roboto" w:eastAsia="Noto Sans JP" w:hAnsi="Roboto" w:cs="Noto Sans"/>
-                <w:color w:val="000000"/>
-                <w:sz w:val="22"/>
-                <w:szCs w:val="22"/>
-              </w:rPr>
-              <w:t xml:space="preserve"> </w:t>
-            </w:r>
-            <w:proofErr w:type="spellStart"/>
-            <w:r>
-              <w:rPr>
-                <w:rFonts w:ascii="Roboto" w:eastAsia="Noto Sans JP" w:hAnsi="Roboto" w:cs="Noto Sans"/>
-                <w:color w:val="000000"/>
-                <w:sz w:val="22"/>
-                <w:szCs w:val="22"/>
-              </w:rPr>
-              <w:t>mos</w:t>
-            </w:r>
-            <w:proofErr w:type="spellEnd"/>
-          </w:p>
-          <w:p>
-            <w:pPr>
-              <w:pStyle w:val="NormalWeb"/>
-              <w:spacing w:beforeAutospacing="0" w:after="0" w:afterAutospacing="0"/>
-              <w:jc w:val="right"/>
-              <w:rPr>
-                <w:rFonts w:ascii="Roboto" w:eastAsia="Noto Sans JP" w:hAnsi="Roboto" w:cs="Noto Sans"/>
-                <w:color w:val="000000"/>
-                <w:sz w:val="22"/>
-                <w:szCs w:val="22"/>
-              </w:rPr>
-            </w:pPr>
-          </w:p>
-          <w:p>
-            <w:pPr>
-              <w:pStyle w:val="NormalWeb"/>
-              <w:spacing w:beforeAutospacing="0" w:after="0" w:afterAutospacing="0"/>
-              <w:jc w:val="right"/>
-              <w:rPr>
-                <w:rFonts w:ascii="Roboto" w:eastAsia="Noto Sans JP" w:hAnsi="Roboto" w:cs="Noto Sans"/>
-                <w:color w:val="000000"/>
-                <w:sz w:val="22"/>
-                <w:szCs w:val="22"/>
-              </w:rPr>
-            </w:pPr>
-          </w:p>
-          <w:p>
-            <w:pPr>
-              <w:pStyle w:val="NormalWeb"/>
-              <w:spacing w:beforeAutospacing="0" w:after="0" w:afterAutospacing="0"/>
-              <w:jc w:val="right"/>
-              <w:rPr>
-                <w:rFonts w:ascii="Roboto" w:eastAsia="Noto Sans JP" w:hAnsi="Roboto" w:cs="Noto Sans"/>
-                <w:color w:val="000000"/>
-                <w:sz w:val="22"/>
-                <w:szCs w:val="22"/>
-              </w:rPr>
-            </w:pPr>
-            <w:r>
-              <w:rPr>
-                <w:rFonts w:ascii="Roboto" w:eastAsia="Noto Sans JP" w:hAnsi="Roboto" w:cs="Noto Sans"/>
-                <w:color w:val="000000"/>
-                <w:sz w:val="22"/>
-                <w:szCs w:val="22"/>
-              </w:rPr>
-              <w:t xml:space="preserve">Mar 2022 </w:t>
-            </w:r>
-            <w:r>
-              <w:rPr>
-                <w:rFonts w:ascii="Roboto" w:eastAsia="Noto Sans JP" w:hAnsi="Roboto" w:cs="Noto Sans"/>
-                <w:color w:val="000000"/>
-                <w:sz w:val="22"/>
-                <w:szCs w:val="22"/>
-              </w:rPr>
-              <w:t>–</w:t>
-            </w:r>
-            <w:r>
-              <w:rPr>
-                <w:rFonts w:ascii="Roboto" w:eastAsia="Noto Sans JP" w:hAnsi="Roboto" w:cs="Noto Sans"/>
-                <w:color w:val="000000"/>
-                <w:sz w:val="22"/>
-                <w:szCs w:val="22"/>
-              </w:rPr>
-              <w:t xml:space="preserve"> </w:t>
-            </w:r>
-            <w:r>
-              <w:rPr>
-                <w:rFonts w:ascii="Roboto" w:eastAsia="Noto Sans JP" w:hAnsi="Roboto" w:cs="Noto Sans"/>
-                <w:color w:val="000000"/>
-                <w:sz w:val="22"/>
-                <w:szCs w:val="22"/>
-              </w:rPr>
-              <w:t>Mar 2024</w:t>
-            </w:r>
-          </w:p>
-          <w:p>
-            <w:pPr>
-              <w:pStyle w:val="NormalWeb"/>
-              <w:spacing w:beforeAutospacing="0" w:after="0" w:afterAutospacing="0"/>
-              <w:jc w:val="right"/>
-              <w:rPr>
-                <w:rFonts w:ascii="Roboto" w:eastAsia="Noto Sans JP" w:hAnsi="Roboto" w:cs="Noto Sans"/>
-                <w:color w:val="000000"/>
-                <w:sz w:val="22"/>
-                <w:szCs w:val="22"/>
-              </w:rPr>
-            </w:pPr>
-            <w:r>
-              <w:rPr>
-                <w:rFonts w:ascii="Roboto" w:eastAsia="Noto Sans JP" w:hAnsi="Roboto" w:cs="Noto Sans"/>
-                <w:color w:val="000000"/>
-                <w:sz w:val="22"/>
-                <w:szCs w:val="22"/>
-              </w:rPr>
-              <w:t>2 yrs</w:t>
+              <w:t>+</w:t>
             </w:r>
           </w:p>
         </w:tc>
@@ -3588,51 +3322,15 @@
   </w:num>
   <w:num w:numId="17" w16cid:durableId="1271543485">
     <w:abstractNumId w:val="8"/>
-    <w:lvlOverride w:ilvl="0"/>
-    <w:lvlOverride w:ilvl="1"/>
-    <w:lvlOverride w:ilvl="2"/>
-    <w:lvlOverride w:ilvl="3"/>
-    <w:lvlOverride w:ilvl="4"/>
-    <w:lvlOverride w:ilvl="5"/>
-    <w:lvlOverride w:ilvl="6"/>
-    <w:lvlOverride w:ilvl="7"/>
-    <w:lvlOverride w:ilvl="8"/>
   </w:num>
   <w:num w:numId="18" w16cid:durableId="592785652">
     <w:abstractNumId w:val="8"/>
-    <w:lvlOverride w:ilvl="0"/>
-    <w:lvlOverride w:ilvl="1"/>
-    <w:lvlOverride w:ilvl="2"/>
-    <w:lvlOverride w:ilvl="3"/>
-    <w:lvlOverride w:ilvl="4"/>
-    <w:lvlOverride w:ilvl="5"/>
-    <w:lvlOverride w:ilvl="6"/>
-    <w:lvlOverride w:ilvl="7"/>
-    <w:lvlOverride w:ilvl="8"/>
   </w:num>
   <w:num w:numId="19" w16cid:durableId="939726795">
     <w:abstractNumId w:val="8"/>
-    <w:lvlOverride w:ilvl="0"/>
-    <w:lvlOverride w:ilvl="1"/>
-    <w:lvlOverride w:ilvl="2"/>
-    <w:lvlOverride w:ilvl="3"/>
-    <w:lvlOverride w:ilvl="4"/>
-    <w:lvlOverride w:ilvl="5"/>
-    <w:lvlOverride w:ilvl="6"/>
-    <w:lvlOverride w:ilvl="7"/>
-    <w:lvlOverride w:ilvl="8"/>
   </w:num>
   <w:num w:numId="20" w16cid:durableId="1906446689">
     <w:abstractNumId w:val="8"/>
-    <w:lvlOverride w:ilvl="0"/>
-    <w:lvlOverride w:ilvl="1"/>
-    <w:lvlOverride w:ilvl="2"/>
-    <w:lvlOverride w:ilvl="3"/>
-    <w:lvlOverride w:ilvl="4"/>
-    <w:lvlOverride w:ilvl="5"/>
-    <w:lvlOverride w:ilvl="6"/>
-    <w:lvlOverride w:ilvl="7"/>
-    <w:lvlOverride w:ilvl="8"/>
   </w:num>
 </w:numbering>
 </file>

--- a/resumes/Sergei_Afonchenko_Senior_Full_Stack_Developer.docx
+++ b/resumes/Sergei_Afonchenko_Senior_Full_Stack_Developer.docx
@@ -320,25 +320,7 @@
                 <w:szCs w:val="16"/>
               </w:rPr>
               <w:br/>
-              <w:t xml:space="preserve">Python | Golang | AWS | Grafana | Prometheus | CI/CD </w:t>
-            </w:r>
-            <w:proofErr w:type="gramStart"/>
-            <w:r>
-              <w:rPr>
-                <w:rFonts w:ascii="Roboto" w:eastAsia="Noto Sans JP" w:hAnsi="Roboto" w:cs="Noto Sans"/>
-                <w:sz w:val="16"/>
-                <w:szCs w:val="16"/>
-              </w:rPr>
-              <w:t>|  AI</w:t>
-            </w:r>
-            <w:proofErr w:type="gramEnd"/>
-            <w:r>
-              <w:rPr>
-                <w:rFonts w:ascii="Roboto" w:eastAsia="Noto Sans JP" w:hAnsi="Roboto" w:cs="Noto Sans"/>
-                <w:sz w:val="16"/>
-                <w:szCs w:val="16"/>
-              </w:rPr>
-              <w:t>/LLM | Stable Diffusion | OpenAI</w:t>
+              <w:t>Python | Golang | AWS | Grafana | Prometheus | CI/CD |  AI/LLM | Stable Diffusion | OpenAI</w:t>
             </w:r>
           </w:p>
         </w:tc>
@@ -1610,7 +1592,7 @@
                 <w:sz w:val="22"/>
                 <w:szCs w:val="22"/>
               </w:rPr>
-              <w:t>Masters</w:t>
+              <w:t>Bachelors</w:t>
             </w:r>
             <w:proofErr w:type="spellEnd"/>
             <w:r>
